--- a/parse_functioons/data/Положение УТ.docx
+++ b/parse_functioons/data/Положение УТ.docx
@@ -1,6 +1,6 @@
 
 <file path=word/document.xml><?xml version="1.0" encoding="utf-8"?>
-<w:document xmlns:wpc="http://schemas.microsoft.com/office/word/2010/wordprocessingCanvas" xmlns:cx="http://schemas.microsoft.com/office/drawing/2014/chartex" xmlns:cx1="http://schemas.microsoft.com/office/drawing/2015/9/8/chartex" xmlns:cx2="http://schemas.microsoft.com/office/drawing/2015/10/21/chartex" xmlns:cx3="http://schemas.microsoft.com/office/drawing/2016/5/9/chartex" xmlns:cx4="http://schemas.microsoft.com/office/drawing/2016/5/10/chartex" xmlns:cx5="http://schemas.microsoft.com/office/drawing/2016/5/11/chartex" xmlns:cx6="http://schemas.microsoft.com/office/drawing/2016/5/12/chartex" xmlns:cx7="http://schemas.microsoft.com/office/drawing/2016/5/13/chartex" xmlns:cx8="http://schemas.microsoft.com/office/drawing/2016/5/14/chartex" xmlns:mc="http://schemas.openxmlformats.org/markup-compatibility/2006" xmlns:aink="http://schemas.microsoft.com/office/drawing/2016/ink" xmlns:am3d="http://schemas.microsoft.com/office/drawing/2017/model3d" xmlns:o="urn:schemas-microsoft-com:office:office" xmlns:r="http://schemas.openxmlformats.org/officeDocument/2006/relationships" xmlns:m="http://schemas.openxmlformats.org/officeDocument/2006/math" xmlns:v="urn:schemas-microsoft-com:vml" xmlns:wp14="http://schemas.microsoft.com/office/word/2010/wordprocessingDrawing" xmlns:wp="http://schemas.openxmlformats.org/drawingml/2006/wordprocessingDrawing" xmlns:w10="urn:schemas-microsoft-com:office:word" xmlns:w="http://schemas.openxmlformats.org/wordprocessingml/2006/main" xmlns:w14="http://schemas.microsoft.com/office/word/2010/wordml" xmlns:w15="http://schemas.microsoft.com/office/word/2012/wordml" xmlns:w16cex="http://schemas.microsoft.com/office/word/2018/wordml/cex" xmlns:w16cid="http://schemas.microsoft.com/office/word/2016/wordml/cid" xmlns:w16="http://schemas.microsoft.com/office/word/2018/wordml" xmlns:w16sdtdh="http://schemas.microsoft.com/office/word/2020/wordml/sdtdatahash" xmlns:w16se="http://schemas.microsoft.com/office/word/2015/wordml/symex" xmlns:wpg="http://schemas.microsoft.com/office/word/2010/wordprocessingGroup" xmlns:wpi="http://schemas.microsoft.com/office/word/2010/wordprocessingInk" xmlns:wne="http://schemas.microsoft.com/office/word/2006/wordml" xmlns:wps="http://schemas.microsoft.com/office/word/2010/wordprocessingShape" mc:Ignorable="w14 w15 w16se w16cid w16 w16cex w16sdtdh wp14">
+<w:document xmlns:wpc="http://schemas.microsoft.com/office/word/2010/wordprocessingCanvas" xmlns:mc="http://schemas.openxmlformats.org/markup-compatibility/2006" xmlns:o="urn:schemas-microsoft-com:office:office" xmlns:r="http://schemas.openxmlformats.org/officeDocument/2006/relationships" xmlns:m="http://schemas.openxmlformats.org/officeDocument/2006/math" xmlns:v="urn:schemas-microsoft-com:vml" xmlns:wp14="http://schemas.microsoft.com/office/word/2010/wordprocessingDrawing" xmlns:wp="http://schemas.openxmlformats.org/drawingml/2006/wordprocessingDrawing" xmlns:w10="urn:schemas-microsoft-com:office:word" xmlns:w="http://schemas.openxmlformats.org/wordprocessingml/2006/main" xmlns:w14="http://schemas.microsoft.com/office/word/2010/wordml" xmlns:w15="http://schemas.microsoft.com/office/word/2012/wordml" xmlns:wpg="http://schemas.microsoft.com/office/word/2010/wordprocessingGroup" xmlns:wpi="http://schemas.microsoft.com/office/word/2010/wordprocessingInk" xmlns:wne="http://schemas.microsoft.com/office/word/2006/wordml" xmlns:wps="http://schemas.microsoft.com/office/word/2010/wordprocessingShape" mc:Ignorable="w14 w15 wp14">
   <w:body>
     <w:p>
       <w:pPr>
@@ -31,9 +31,11 @@
         </w:rPr>
         <w:t>к п</w:t>
       </w:r>
+      <w:proofErr w:type="spellStart"/>
       <w:r>
         <w:t>остановлению</w:t>
       </w:r>
+      <w:proofErr w:type="spellEnd"/>
       <w:r>
         <w:rPr>
           <w:lang w:val="kk-KZ"/>
@@ -669,7 +671,39 @@
           <w:sz w:val="28"/>
           <w:szCs w:val="28"/>
         </w:rPr>
-        <w:t>А15G7T0, город Алматы, Бостандыкский район, улица Байзакова, дом 303, 9 этаж.</w:t>
+        <w:t xml:space="preserve">А15G7T0, город Алматы, </w:t>
+      </w:r>
+      <w:proofErr w:type="spellStart"/>
+      <w:r>
+        <w:rPr>
+          <w:sz w:val="28"/>
+          <w:szCs w:val="28"/>
+        </w:rPr>
+        <w:t>Бостандыкский</w:t>
+      </w:r>
+      <w:proofErr w:type="spellEnd"/>
+      <w:r>
+        <w:rPr>
+          <w:sz w:val="28"/>
+          <w:szCs w:val="28"/>
+        </w:rPr>
+        <w:t xml:space="preserve"> район, улица </w:t>
+      </w:r>
+      <w:proofErr w:type="spellStart"/>
+      <w:r>
+        <w:rPr>
+          <w:sz w:val="28"/>
+          <w:szCs w:val="28"/>
+        </w:rPr>
+        <w:t>Байзакова</w:t>
+      </w:r>
+      <w:proofErr w:type="spellEnd"/>
+      <w:r>
+        <w:rPr>
+          <w:sz w:val="28"/>
+          <w:szCs w:val="28"/>
+        </w:rPr>
+        <w:t>, дом 303, 9 этаж.</w:t>
       </w:r>
     </w:p>
     <w:p>
@@ -1049,7 +1083,23 @@
           <w:sz w:val="28"/>
           <w:szCs w:val="28"/>
         </w:rPr>
-        <w:t>беспечение транспортной доступности туристских дестинаций и объектов</w:t>
+        <w:t xml:space="preserve">беспечение транспортной доступности туристских </w:t>
+      </w:r>
+      <w:proofErr w:type="spellStart"/>
+      <w:r>
+        <w:rPr>
+          <w:sz w:val="28"/>
+          <w:szCs w:val="28"/>
+        </w:rPr>
+        <w:t>дестинаций</w:t>
+      </w:r>
+      <w:proofErr w:type="spellEnd"/>
+      <w:r>
+        <w:rPr>
+          <w:sz w:val="28"/>
+          <w:szCs w:val="28"/>
+        </w:rPr>
+        <w:t xml:space="preserve"> и объектов</w:t>
       </w:r>
       <w:r>
         <w:rPr>
@@ -1628,7 +1678,43 @@
           <w:sz w:val="28"/>
           <w:szCs w:val="28"/>
         </w:rPr>
-        <w:t>участвовать в разработке программ, утверждаемых акиматом и маслихатом города Алматы;</w:t>
+        <w:t xml:space="preserve">участвовать в разработке программ, утверждаемых </w:t>
+      </w:r>
+      <w:proofErr w:type="spellStart"/>
+      <w:r>
+        <w:rPr>
+          <w:rFonts w:ascii="Times New Roman" w:hAnsi="Times New Roman" w:cs="Times New Roman"/>
+          <w:sz w:val="28"/>
+          <w:szCs w:val="28"/>
+        </w:rPr>
+        <w:t>акиматом</w:t>
+      </w:r>
+      <w:proofErr w:type="spellEnd"/>
+      <w:r>
+        <w:rPr>
+          <w:rFonts w:ascii="Times New Roman" w:hAnsi="Times New Roman" w:cs="Times New Roman"/>
+          <w:sz w:val="28"/>
+          <w:szCs w:val="28"/>
+        </w:rPr>
+        <w:t xml:space="preserve"> и </w:t>
+      </w:r>
+      <w:proofErr w:type="spellStart"/>
+      <w:r>
+        <w:rPr>
+          <w:rFonts w:ascii="Times New Roman" w:hAnsi="Times New Roman" w:cs="Times New Roman"/>
+          <w:sz w:val="28"/>
+          <w:szCs w:val="28"/>
+        </w:rPr>
+        <w:t>маслихатом</w:t>
+      </w:r>
+      <w:proofErr w:type="spellEnd"/>
+      <w:r>
+        <w:rPr>
+          <w:rFonts w:ascii="Times New Roman" w:hAnsi="Times New Roman" w:cs="Times New Roman"/>
+          <w:sz w:val="28"/>
+          <w:szCs w:val="28"/>
+        </w:rPr>
+        <w:t xml:space="preserve"> города Алматы;</w:t>
       </w:r>
     </w:p>
     <w:p>
@@ -1647,7 +1733,25 @@
           <w:sz w:val="28"/>
           <w:szCs w:val="28"/>
         </w:rPr>
-        <w:t>вносить акиму города предложения по совершенствованию деятельности местных исполнительных органов по вопросам общественного развития;</w:t>
+        <w:t xml:space="preserve">вносить </w:t>
+      </w:r>
+      <w:proofErr w:type="spellStart"/>
+      <w:r>
+        <w:rPr>
+          <w:rFonts w:ascii="Times New Roman" w:hAnsi="Times New Roman" w:cs="Times New Roman"/>
+          <w:sz w:val="28"/>
+          <w:szCs w:val="28"/>
+        </w:rPr>
+        <w:t>акиму</w:t>
+      </w:r>
+      <w:proofErr w:type="spellEnd"/>
+      <w:r>
+        <w:rPr>
+          <w:rFonts w:ascii="Times New Roman" w:hAnsi="Times New Roman" w:cs="Times New Roman"/>
+          <w:sz w:val="28"/>
+          <w:szCs w:val="28"/>
+        </w:rPr>
+        <w:t xml:space="preserve"> города предложения по совершенствованию деятельности местных исполнительных органов по вопросам общественного развития;</w:t>
       </w:r>
     </w:p>
     <w:p>
@@ -1659,6 +1763,7 @@
           <w:szCs w:val="28"/>
         </w:rPr>
       </w:pPr>
+      <w:proofErr w:type="spellStart"/>
       <w:r>
         <w:rPr>
           <w:sz w:val="28"/>
@@ -1666,6 +1771,7 @@
         </w:rPr>
         <w:t>обращат</w:t>
       </w:r>
+      <w:proofErr w:type="spellEnd"/>
       <w:r>
         <w:rPr>
           <w:sz w:val="28"/>
@@ -1674,12 +1780,21 @@
         </w:rPr>
         <w:t>ь</w:t>
       </w:r>
-      <w:r>
-        <w:rPr>
-          <w:sz w:val="28"/>
-          <w:szCs w:val="28"/>
-        </w:rPr>
-        <w:t xml:space="preserve">ся с иском в суд в порядке, установленном </w:t>
+      <w:proofErr w:type="spellStart"/>
+      <w:r>
+        <w:rPr>
+          <w:sz w:val="28"/>
+          <w:szCs w:val="28"/>
+        </w:rPr>
+        <w:t>ся</w:t>
+      </w:r>
+      <w:proofErr w:type="spellEnd"/>
+      <w:r>
+        <w:rPr>
+          <w:sz w:val="28"/>
+          <w:szCs w:val="28"/>
+        </w:rPr>
+        <w:t xml:space="preserve"> с иском в суд в порядке, установленном </w:t>
       </w:r>
       <w:r>
         <w:rPr>
@@ -1929,7 +2044,25 @@
           <w:sz w:val="28"/>
           <w:szCs w:val="28"/>
         </w:rPr>
-        <w:t>координировать работу по подготовке аналитической справки акиму города о ходе разъяснения курса реформ, других государственных программных документов;</w:t>
+        <w:t xml:space="preserve">координировать работу по подготовке аналитической справки </w:t>
+      </w:r>
+      <w:proofErr w:type="spellStart"/>
+      <w:r>
+        <w:rPr>
+          <w:rFonts w:ascii="Times New Roman" w:hAnsi="Times New Roman" w:cs="Times New Roman"/>
+          <w:sz w:val="28"/>
+          <w:szCs w:val="28"/>
+        </w:rPr>
+        <w:t>акиму</w:t>
+      </w:r>
+      <w:proofErr w:type="spellEnd"/>
+      <w:r>
+        <w:rPr>
+          <w:rFonts w:ascii="Times New Roman" w:hAnsi="Times New Roman" w:cs="Times New Roman"/>
+          <w:sz w:val="28"/>
+          <w:szCs w:val="28"/>
+        </w:rPr>
+        <w:t xml:space="preserve"> города о ходе разъяснения курса реформ, других государственных программных документов;</w:t>
       </w:r>
     </w:p>
     <w:p>
@@ -2019,7 +2152,23 @@
           <w:sz w:val="28"/>
           <w:szCs w:val="28"/>
         </w:rPr>
-        <w:t>предоставлять полную и достоверную информацию о порядке оказания государственных услуг услугополучателям в доступной форме;</w:t>
+        <w:t xml:space="preserve">предоставлять полную и достоверную информацию о порядке оказания государственных услуг </w:t>
+      </w:r>
+      <w:proofErr w:type="spellStart"/>
+      <w:r>
+        <w:rPr>
+          <w:sz w:val="28"/>
+          <w:szCs w:val="28"/>
+        </w:rPr>
+        <w:t>услугополучателям</w:t>
+      </w:r>
+      <w:proofErr w:type="spellEnd"/>
+      <w:r>
+        <w:rPr>
+          <w:sz w:val="28"/>
+          <w:szCs w:val="28"/>
+        </w:rPr>
+        <w:t xml:space="preserve"> в доступной форме;</w:t>
       </w:r>
     </w:p>
     <w:p>
@@ -2050,30 +2199,78 @@
           <w:sz w:val="28"/>
           <w:szCs w:val="28"/>
         </w:rPr>
-        <w:t>предоставлять центральным государственным органам, местным исполнительным органам областей, городов республиканского значения, столицы, районов, городов областного значения, акимам районов в городе, городов районного значения, поселков, сел, сельских округов, иным услугодателям, Государственной корпорации документы и информацию, необходимые для оказания государственных услуг, в том числе посредством интеграции информационных систем, в соответствии с законодательством Республики Казахстан;</w:t>
-      </w:r>
-    </w:p>
-    <w:p>
-      <w:pPr>
-        <w:jc w:val="both"/>
-        <w:rPr>
-          <w:sz w:val="28"/>
-          <w:szCs w:val="28"/>
-        </w:rPr>
-      </w:pPr>
-      <w:r>
-        <w:rPr>
-          <w:sz w:val="28"/>
-          <w:szCs w:val="28"/>
-        </w:rPr>
-        <w:t xml:space="preserve">      обеспечить доставку результата государственной услуги в Государственную корпорацию, оказываемой через Государственную корпорацию, не позднее чем за сутки до истечения срока оказания государственной услуги, установленного подзаконным нормативным правовым актом, определяющим порядок оказания государственной услуги, </w:t>
-      </w:r>
-      <w:r>
-        <w:rPr>
-          <w:sz w:val="28"/>
-          <w:szCs w:val="28"/>
-        </w:rPr>
-        <w:t xml:space="preserve">       </w:t>
+        <w:t xml:space="preserve">предоставлять центральным государственным органам, местным исполнительным органам областей, городов республиканского значения, столицы, районов, городов областного значения, </w:t>
+      </w:r>
+      <w:proofErr w:type="spellStart"/>
+      <w:r>
+        <w:rPr>
+          <w:sz w:val="28"/>
+          <w:szCs w:val="28"/>
+        </w:rPr>
+        <w:t>акимам</w:t>
+      </w:r>
+      <w:proofErr w:type="spellEnd"/>
+      <w:r>
+        <w:rPr>
+          <w:sz w:val="28"/>
+          <w:szCs w:val="28"/>
+        </w:rPr>
+        <w:t xml:space="preserve"> районов в городе, городов районного значения, поселков, сел, сельских округов, иным </w:t>
+      </w:r>
+      <w:proofErr w:type="spellStart"/>
+      <w:r>
+        <w:rPr>
+          <w:sz w:val="28"/>
+          <w:szCs w:val="28"/>
+        </w:rPr>
+        <w:t>услугодателям</w:t>
+      </w:r>
+      <w:proofErr w:type="spellEnd"/>
+      <w:r>
+        <w:rPr>
+          <w:sz w:val="28"/>
+          <w:szCs w:val="28"/>
+        </w:rPr>
+        <w:t>, Государственной корпорации документы и информацию, необходимые для оказания государственных услуг, в том числе посредством интеграции информационных систем, в соответствии с законодательством Республики Казахстан;</w:t>
+      </w:r>
+    </w:p>
+    <w:p>
+      <w:pPr>
+        <w:jc w:val="both"/>
+        <w:rPr>
+          <w:sz w:val="28"/>
+          <w:szCs w:val="28"/>
+        </w:rPr>
+      </w:pPr>
+      <w:r>
+        <w:rPr>
+          <w:sz w:val="28"/>
+          <w:szCs w:val="28"/>
+        </w:rPr>
+        <w:t xml:space="preserve">      обеспечить доставку результата государственной услуги в Государственную корпорацию, оказываемой через Государственную корпорацию, не позднее чем за сутки до истечения срока оказания государственной услуги, установленного подзаконным нормативным правовым актом, определяющим порядок оказания государственной </w:t>
+      </w:r>
+      <w:proofErr w:type="gramStart"/>
+      <w:r>
+        <w:rPr>
+          <w:sz w:val="28"/>
+          <w:szCs w:val="28"/>
+        </w:rPr>
+        <w:t xml:space="preserve">услуги, </w:t>
+      </w:r>
+      <w:r>
+        <w:rPr>
+          <w:sz w:val="28"/>
+          <w:szCs w:val="28"/>
+        </w:rPr>
+        <w:t xml:space="preserve">  </w:t>
+      </w:r>
+      <w:proofErr w:type="gramEnd"/>
+      <w:r>
+        <w:rPr>
+          <w:sz w:val="28"/>
+          <w:szCs w:val="28"/>
+        </w:rPr>
+        <w:t xml:space="preserve">     </w:t>
       </w:r>
       <w:r>
         <w:rPr>
@@ -2140,7 +2337,23 @@
           <w:sz w:val="28"/>
           <w:szCs w:val="28"/>
         </w:rPr>
-        <w:t>рассматривать жалобы услугополучателей и информировать их о результатах рассмотрения в сроки, установленные</w:t>
+        <w:t xml:space="preserve">рассматривать жалобы </w:t>
+      </w:r>
+      <w:proofErr w:type="spellStart"/>
+      <w:r>
+        <w:rPr>
+          <w:sz w:val="28"/>
+          <w:szCs w:val="28"/>
+        </w:rPr>
+        <w:t>услугополучателей</w:t>
+      </w:r>
+      <w:proofErr w:type="spellEnd"/>
+      <w:r>
+        <w:rPr>
+          <w:sz w:val="28"/>
+          <w:szCs w:val="28"/>
+        </w:rPr>
+        <w:t xml:space="preserve"> и информировать их о результатах рассмотрения в сроки, установленные</w:t>
       </w:r>
       <w:r>
         <w:rPr>
@@ -2184,7 +2397,23 @@
           <w:sz w:val="28"/>
           <w:szCs w:val="28"/>
         </w:rPr>
-        <w:t xml:space="preserve"> обеспечивать возможность получения информации услугополучателями о стадии исполнения государственной услуги;</w:t>
+        <w:t xml:space="preserve"> обеспечивать возможность получения информации </w:t>
+      </w:r>
+      <w:proofErr w:type="spellStart"/>
+      <w:r>
+        <w:rPr>
+          <w:sz w:val="28"/>
+          <w:szCs w:val="28"/>
+        </w:rPr>
+        <w:t>услугополучателями</w:t>
+      </w:r>
+      <w:proofErr w:type="spellEnd"/>
+      <w:r>
+        <w:rPr>
+          <w:sz w:val="28"/>
+          <w:szCs w:val="28"/>
+        </w:rPr>
+        <w:t xml:space="preserve"> о стадии исполнения государственной услуги;</w:t>
       </w:r>
     </w:p>
     <w:p>
@@ -2214,7 +2443,23 @@
           <w:sz w:val="28"/>
           <w:szCs w:val="28"/>
         </w:rPr>
-        <w:t>принимать меры, направленные на восстановление нарушенных прав, свобод и законных интересов услугополучателей;</w:t>
+        <w:t xml:space="preserve">принимать меры, направленные на восстановление нарушенных прав, свобод и законных интересов </w:t>
+      </w:r>
+      <w:proofErr w:type="spellStart"/>
+      <w:r>
+        <w:rPr>
+          <w:sz w:val="28"/>
+          <w:szCs w:val="28"/>
+        </w:rPr>
+        <w:t>услугополучателей</w:t>
+      </w:r>
+      <w:proofErr w:type="spellEnd"/>
+      <w:r>
+        <w:rPr>
+          <w:sz w:val="28"/>
+          <w:szCs w:val="28"/>
+        </w:rPr>
+        <w:t>;</w:t>
       </w:r>
     </w:p>
     <w:p>
@@ -2304,7 +2549,23 @@
           <w:sz w:val="28"/>
           <w:szCs w:val="28"/>
         </w:rPr>
-        <w:t>получать письменное согласие или согласие, подтвержденное электронной цифровой подписью, либо согласие посредством абонентского устройства сотовой связи услугополучателя на использование сведений, составляющих охраняемую законом тайну, содержащихся в информационных системах, при оказании государственных услуг, если иное не предусмотрено законами Республики Казахстан;</w:t>
+        <w:t xml:space="preserve">получать письменное согласие или согласие, подтвержденное электронной цифровой подписью, либо согласие посредством абонентского устройства сотовой связи </w:t>
+      </w:r>
+      <w:proofErr w:type="spellStart"/>
+      <w:r>
+        <w:rPr>
+          <w:sz w:val="28"/>
+          <w:szCs w:val="28"/>
+        </w:rPr>
+        <w:t>услугополучателя</w:t>
+      </w:r>
+      <w:proofErr w:type="spellEnd"/>
+      <w:r>
+        <w:rPr>
+          <w:sz w:val="28"/>
+          <w:szCs w:val="28"/>
+        </w:rPr>
+        <w:t xml:space="preserve"> на использование сведений, составляющих охраняемую законом тайну, содержащихся в информационных системах, при оказании государственных услуг, если иное не предусмотрено законами Республики Казахстан;</w:t>
       </w:r>
     </w:p>
     <w:p>
@@ -2373,6 +2634,8 @@
         </w:rPr>
         <w:t>;</w:t>
       </w:r>
+      <w:bookmarkStart w:id="0" w:name="_GoBack"/>
+      <w:bookmarkEnd w:id="0"/>
     </w:p>
     <w:p>
       <w:pPr>
@@ -3228,7 +3491,25 @@
           <w:sz w:val="28"/>
           <w:szCs w:val="28"/>
         </w:rPr>
-        <w:t xml:space="preserve"> потенциальные туристские дестинации;</w:t>
+        <w:t xml:space="preserve"> потенциальные туристские </w:t>
+      </w:r>
+      <w:proofErr w:type="spellStart"/>
+      <w:r>
+        <w:rPr>
+          <w:color w:val="000000" w:themeColor="text1"/>
+          <w:sz w:val="28"/>
+          <w:szCs w:val="28"/>
+        </w:rPr>
+        <w:t>дестинации</w:t>
+      </w:r>
+      <w:proofErr w:type="spellEnd"/>
+      <w:r>
+        <w:rPr>
+          <w:color w:val="000000" w:themeColor="text1"/>
+          <w:sz w:val="28"/>
+          <w:szCs w:val="28"/>
+        </w:rPr>
+        <w:t>;</w:t>
       </w:r>
     </w:p>
     <w:p>
@@ -3368,7 +3649,23 @@
           <w:sz w:val="28"/>
           <w:szCs w:val="28"/>
         </w:rPr>
-        <w:t xml:space="preserve"> отечественных туристов, туроператоров и турагентов и их объединений </w:t>
+        <w:t xml:space="preserve"> отечественных туристов, туроператоров и </w:t>
+      </w:r>
+      <w:proofErr w:type="spellStart"/>
+      <w:r>
+        <w:rPr>
+          <w:sz w:val="28"/>
+          <w:szCs w:val="28"/>
+        </w:rPr>
+        <w:t>турагентов</w:t>
+      </w:r>
+      <w:proofErr w:type="spellEnd"/>
+      <w:r>
+        <w:rPr>
+          <w:sz w:val="28"/>
+          <w:szCs w:val="28"/>
+        </w:rPr>
+        <w:t xml:space="preserve"> и их объединений </w:t>
       </w:r>
       <w:r>
         <w:rPr>
@@ -3456,7 +3753,25 @@
           <w:sz w:val="28"/>
           <w:szCs w:val="28"/>
         </w:rPr>
-        <w:t xml:space="preserve"> иностранных туристов об истории города Алматы и алматинской агломерации путем визуализации;</w:t>
+        <w:t xml:space="preserve"> иностранных туристов об истории города Алматы и </w:t>
+      </w:r>
+      <w:proofErr w:type="spellStart"/>
+      <w:r>
+        <w:rPr>
+          <w:color w:val="000000" w:themeColor="text1"/>
+          <w:sz w:val="28"/>
+          <w:szCs w:val="28"/>
+        </w:rPr>
+        <w:t>алматинской</w:t>
+      </w:r>
+      <w:proofErr w:type="spellEnd"/>
+      <w:r>
+        <w:rPr>
+          <w:color w:val="000000" w:themeColor="text1"/>
+          <w:sz w:val="28"/>
+          <w:szCs w:val="28"/>
+        </w:rPr>
+        <w:t xml:space="preserve"> агломерации путем визуализации;</w:t>
       </w:r>
     </w:p>
     <w:p>
@@ -3725,13 +4040,59 @@
         </w:rPr>
         <w:t xml:space="preserve">ение </w:t>
       </w:r>
-      <w:r>
-        <w:rPr>
-          <w:color w:val="000000" w:themeColor="text1"/>
-          <w:sz w:val="28"/>
-          <w:szCs w:val="28"/>
-        </w:rPr>
-        <w:t>роуд-шоу, воркшоп в развитых туристских дестинациях мира;</w:t>
+      <w:proofErr w:type="spellStart"/>
+      <w:r>
+        <w:rPr>
+          <w:color w:val="000000" w:themeColor="text1"/>
+          <w:sz w:val="28"/>
+          <w:szCs w:val="28"/>
+        </w:rPr>
+        <w:t>роуд</w:t>
+      </w:r>
+      <w:proofErr w:type="spellEnd"/>
+      <w:r>
+        <w:rPr>
+          <w:color w:val="000000" w:themeColor="text1"/>
+          <w:sz w:val="28"/>
+          <w:szCs w:val="28"/>
+        </w:rPr>
+        <w:t xml:space="preserve">-шоу, </w:t>
+      </w:r>
+      <w:proofErr w:type="spellStart"/>
+      <w:r>
+        <w:rPr>
+          <w:color w:val="000000" w:themeColor="text1"/>
+          <w:sz w:val="28"/>
+          <w:szCs w:val="28"/>
+        </w:rPr>
+        <w:t>воркшоп</w:t>
+      </w:r>
+      <w:proofErr w:type="spellEnd"/>
+      <w:r>
+        <w:rPr>
+          <w:color w:val="000000" w:themeColor="text1"/>
+          <w:sz w:val="28"/>
+          <w:szCs w:val="28"/>
+        </w:rPr>
+        <w:t xml:space="preserve"> в развитых туристских </w:t>
+      </w:r>
+      <w:proofErr w:type="spellStart"/>
+      <w:r>
+        <w:rPr>
+          <w:color w:val="000000" w:themeColor="text1"/>
+          <w:sz w:val="28"/>
+          <w:szCs w:val="28"/>
+        </w:rPr>
+        <w:t>дестинациях</w:t>
+      </w:r>
+      <w:proofErr w:type="spellEnd"/>
+      <w:r>
+        <w:rPr>
+          <w:color w:val="000000" w:themeColor="text1"/>
+          <w:sz w:val="28"/>
+          <w:szCs w:val="28"/>
+        </w:rPr>
+        <w:t xml:space="preserve"> мира;</w:t>
       </w:r>
     </w:p>
     <w:p>
@@ -4519,6 +4880,7 @@
         </w:rPr>
         <w:t xml:space="preserve"> </w:t>
       </w:r>
+      <w:proofErr w:type="spellStart"/>
       <w:r>
         <w:rPr>
           <w:color w:val="000000"/>
@@ -4527,6 +4889,7 @@
         </w:rPr>
         <w:t>дестинаций</w:t>
       </w:r>
+      <w:proofErr w:type="spellEnd"/>
       <w:r>
         <w:rPr>
           <w:color w:val="000000"/>
@@ -5835,7 +6198,25 @@
           <w:sz w:val="28"/>
           <w:szCs w:val="28"/>
         </w:rPr>
-        <w:t>в соответствии с законодательством Республики Казахстан осуществляет в интересах местного государственного управления иные функции, возложенные акимом города Алматы на</w:t>
+        <w:t xml:space="preserve">в соответствии с законодательством Республики Казахстан осуществляет в интересах местного государственного управления иные функции, возложенные </w:t>
+      </w:r>
+      <w:proofErr w:type="spellStart"/>
+      <w:r>
+        <w:rPr>
+          <w:color w:val="000000"/>
+          <w:sz w:val="28"/>
+          <w:szCs w:val="28"/>
+        </w:rPr>
+        <w:t>акимом</w:t>
+      </w:r>
+      <w:proofErr w:type="spellEnd"/>
+      <w:r>
+        <w:rPr>
+          <w:color w:val="000000"/>
+          <w:sz w:val="28"/>
+          <w:szCs w:val="28"/>
+        </w:rPr>
+        <w:t xml:space="preserve"> города Алматы на</w:t>
       </w:r>
       <w:r>
         <w:rPr>
@@ -7128,7 +7509,7 @@
 </file>
 
 <file path=word/endnotes.xml><?xml version="1.0" encoding="utf-8"?>
-<w:endnotes xmlns:wpc="http://schemas.microsoft.com/office/word/2010/wordprocessingCanvas" xmlns:cx="http://schemas.microsoft.com/office/drawing/2014/chartex" xmlns:cx1="http://schemas.microsoft.com/office/drawing/2015/9/8/chartex" xmlns:cx2="http://schemas.microsoft.com/office/drawing/2015/10/21/chartex" xmlns:cx3="http://schemas.microsoft.com/office/drawing/2016/5/9/chartex" xmlns:cx4="http://schemas.microsoft.com/office/drawing/2016/5/10/chartex" xmlns:cx5="http://schemas.microsoft.com/office/drawing/2016/5/11/chartex" xmlns:cx6="http://schemas.microsoft.com/office/drawing/2016/5/12/chartex" xmlns:cx7="http://schemas.microsoft.com/office/drawing/2016/5/13/chartex" xmlns:cx8="http://schemas.microsoft.com/office/drawing/2016/5/14/chartex" xmlns:mc="http://schemas.openxmlformats.org/markup-compatibility/2006" xmlns:aink="http://schemas.microsoft.com/office/drawing/2016/ink" xmlns:am3d="http://schemas.microsoft.com/office/drawing/2017/model3d" xmlns:o="urn:schemas-microsoft-com:office:office" xmlns:r="http://schemas.openxmlformats.org/officeDocument/2006/relationships" xmlns:m="http://schemas.openxmlformats.org/officeDocument/2006/math" xmlns:v="urn:schemas-microsoft-com:vml" xmlns:wp14="http://schemas.microsoft.com/office/word/2010/wordprocessingDrawing" xmlns:wp="http://schemas.openxmlformats.org/drawingml/2006/wordprocessingDrawing" xmlns:w10="urn:schemas-microsoft-com:office:word" xmlns:w="http://schemas.openxmlformats.org/wordprocessingml/2006/main" xmlns:w14="http://schemas.microsoft.com/office/word/2010/wordml" xmlns:w15="http://schemas.microsoft.com/office/word/2012/wordml" xmlns:w16cex="http://schemas.microsoft.com/office/word/2018/wordml/cex" xmlns:w16cid="http://schemas.microsoft.com/office/word/2016/wordml/cid" xmlns:w16="http://schemas.microsoft.com/office/word/2018/wordml" xmlns:w16sdtdh="http://schemas.microsoft.com/office/word/2020/wordml/sdtdatahash" xmlns:w16se="http://schemas.microsoft.com/office/word/2015/wordml/symex" xmlns:wpg="http://schemas.microsoft.com/office/word/2010/wordprocessingGroup" xmlns:wpi="http://schemas.microsoft.com/office/word/2010/wordprocessingInk" xmlns:wne="http://schemas.microsoft.com/office/word/2006/wordml" xmlns:wps="http://schemas.microsoft.com/office/word/2010/wordprocessingShape" mc:Ignorable="w14 w15 w16se w16cid w16 w16cex w16sdtdh wp14">
+<w:endnotes xmlns:wpc="http://schemas.microsoft.com/office/word/2010/wordprocessingCanvas" xmlns:mc="http://schemas.openxmlformats.org/markup-compatibility/2006" xmlns:o="urn:schemas-microsoft-com:office:office" xmlns:r="http://schemas.openxmlformats.org/officeDocument/2006/relationships" xmlns:m="http://schemas.openxmlformats.org/officeDocument/2006/math" xmlns:v="urn:schemas-microsoft-com:vml" xmlns:wp14="http://schemas.microsoft.com/office/word/2010/wordprocessingDrawing" xmlns:wp="http://schemas.openxmlformats.org/drawingml/2006/wordprocessingDrawing" xmlns:w10="urn:schemas-microsoft-com:office:word" xmlns:w="http://schemas.openxmlformats.org/wordprocessingml/2006/main" xmlns:w14="http://schemas.microsoft.com/office/word/2010/wordml" xmlns:w15="http://schemas.microsoft.com/office/word/2012/wordml" xmlns:wpg="http://schemas.microsoft.com/office/word/2010/wordprocessingGroup" xmlns:wpi="http://schemas.microsoft.com/office/word/2010/wordprocessingInk" xmlns:wne="http://schemas.microsoft.com/office/word/2006/wordml" xmlns:wps="http://schemas.microsoft.com/office/word/2010/wordprocessingShape" mc:Ignorable="w14 w15 wp14">
   <w:endnote w:type="separator" w:id="-1">
     <w:p>
       <w:r>
@@ -7147,7 +7528,7 @@
 </file>
 
 <file path=word/footnotes.xml><?xml version="1.0" encoding="utf-8"?>
-<w:footnotes xmlns:wpc="http://schemas.microsoft.com/office/word/2010/wordprocessingCanvas" xmlns:cx="http://schemas.microsoft.com/office/drawing/2014/chartex" xmlns:cx1="http://schemas.microsoft.com/office/drawing/2015/9/8/chartex" xmlns:cx2="http://schemas.microsoft.com/office/drawing/2015/10/21/chartex" xmlns:cx3="http://schemas.microsoft.com/office/drawing/2016/5/9/chartex" xmlns:cx4="http://schemas.microsoft.com/office/drawing/2016/5/10/chartex" xmlns:cx5="http://schemas.microsoft.com/office/drawing/2016/5/11/chartex" xmlns:cx6="http://schemas.microsoft.com/office/drawing/2016/5/12/chartex" xmlns:cx7="http://schemas.microsoft.com/office/drawing/2016/5/13/chartex" xmlns:cx8="http://schemas.microsoft.com/office/drawing/2016/5/14/chartex" xmlns:mc="http://schemas.openxmlformats.org/markup-compatibility/2006" xmlns:aink="http://schemas.microsoft.com/office/drawing/2016/ink" xmlns:am3d="http://schemas.microsoft.com/office/drawing/2017/model3d" xmlns:o="urn:schemas-microsoft-com:office:office" xmlns:r="http://schemas.openxmlformats.org/officeDocument/2006/relationships" xmlns:m="http://schemas.openxmlformats.org/officeDocument/2006/math" xmlns:v="urn:schemas-microsoft-com:vml" xmlns:wp14="http://schemas.microsoft.com/office/word/2010/wordprocessingDrawing" xmlns:wp="http://schemas.openxmlformats.org/drawingml/2006/wordprocessingDrawing" xmlns:w10="urn:schemas-microsoft-com:office:word" xmlns:w="http://schemas.openxmlformats.org/wordprocessingml/2006/main" xmlns:w14="http://schemas.microsoft.com/office/word/2010/wordml" xmlns:w15="http://schemas.microsoft.com/office/word/2012/wordml" xmlns:w16cex="http://schemas.microsoft.com/office/word/2018/wordml/cex" xmlns:w16cid="http://schemas.microsoft.com/office/word/2016/wordml/cid" xmlns:w16="http://schemas.microsoft.com/office/word/2018/wordml" xmlns:w16sdtdh="http://schemas.microsoft.com/office/word/2020/wordml/sdtdatahash" xmlns:w16se="http://schemas.microsoft.com/office/word/2015/wordml/symex" xmlns:wpg="http://schemas.microsoft.com/office/word/2010/wordprocessingGroup" xmlns:wpi="http://schemas.microsoft.com/office/word/2010/wordprocessingInk" xmlns:wne="http://schemas.microsoft.com/office/word/2006/wordml" xmlns:wps="http://schemas.microsoft.com/office/word/2010/wordprocessingShape" mc:Ignorable="w14 w15 w16se w16cid w16 w16cex w16sdtdh wp14">
+<w:footnotes xmlns:wpc="http://schemas.microsoft.com/office/word/2010/wordprocessingCanvas" xmlns:mc="http://schemas.openxmlformats.org/markup-compatibility/2006" xmlns:o="urn:schemas-microsoft-com:office:office" xmlns:r="http://schemas.openxmlformats.org/officeDocument/2006/relationships" xmlns:m="http://schemas.openxmlformats.org/officeDocument/2006/math" xmlns:v="urn:schemas-microsoft-com:vml" xmlns:wp14="http://schemas.microsoft.com/office/word/2010/wordprocessingDrawing" xmlns:wp="http://schemas.openxmlformats.org/drawingml/2006/wordprocessingDrawing" xmlns:w10="urn:schemas-microsoft-com:office:word" xmlns:w="http://schemas.openxmlformats.org/wordprocessingml/2006/main" xmlns:w14="http://schemas.microsoft.com/office/word/2010/wordml" xmlns:w15="http://schemas.microsoft.com/office/word/2012/wordml" xmlns:wpg="http://schemas.microsoft.com/office/word/2010/wordprocessingGroup" xmlns:wpi="http://schemas.microsoft.com/office/word/2010/wordprocessingInk" xmlns:wne="http://schemas.microsoft.com/office/word/2006/wordml" xmlns:wps="http://schemas.microsoft.com/office/word/2010/wordprocessingShape" mc:Ignorable="w14 w15 wp14">
   <w:footnote w:type="separator" w:id="-1">
     <w:p>
       <w:r>
@@ -7166,7 +7547,7 @@
 </file>
 
 <file path=word/header1.xml><?xml version="1.0" encoding="utf-8"?>
-<w:hdr xmlns:wpc="http://schemas.microsoft.com/office/word/2010/wordprocessingCanvas" xmlns:cx="http://schemas.microsoft.com/office/drawing/2014/chartex" xmlns:cx1="http://schemas.microsoft.com/office/drawing/2015/9/8/chartex" xmlns:cx2="http://schemas.microsoft.com/office/drawing/2015/10/21/chartex" xmlns:cx3="http://schemas.microsoft.com/office/drawing/2016/5/9/chartex" xmlns:cx4="http://schemas.microsoft.com/office/drawing/2016/5/10/chartex" xmlns:cx5="http://schemas.microsoft.com/office/drawing/2016/5/11/chartex" xmlns:cx6="http://schemas.microsoft.com/office/drawing/2016/5/12/chartex" xmlns:cx7="http://schemas.microsoft.com/office/drawing/2016/5/13/chartex" xmlns:cx8="http://schemas.microsoft.com/office/drawing/2016/5/14/chartex" xmlns:mc="http://schemas.openxmlformats.org/markup-compatibility/2006" xmlns:aink="http://schemas.microsoft.com/office/drawing/2016/ink" xmlns:am3d="http://schemas.microsoft.com/office/drawing/2017/model3d" xmlns:o="urn:schemas-microsoft-com:office:office" xmlns:r="http://schemas.openxmlformats.org/officeDocument/2006/relationships" xmlns:m="http://schemas.openxmlformats.org/officeDocument/2006/math" xmlns:v="urn:schemas-microsoft-com:vml" xmlns:wp14="http://schemas.microsoft.com/office/word/2010/wordprocessingDrawing" xmlns:wp="http://schemas.openxmlformats.org/drawingml/2006/wordprocessingDrawing" xmlns:w10="urn:schemas-microsoft-com:office:word" xmlns:w="http://schemas.openxmlformats.org/wordprocessingml/2006/main" xmlns:w14="http://schemas.microsoft.com/office/word/2010/wordml" xmlns:w15="http://schemas.microsoft.com/office/word/2012/wordml" xmlns:w16cex="http://schemas.microsoft.com/office/word/2018/wordml/cex" xmlns:w16cid="http://schemas.microsoft.com/office/word/2016/wordml/cid" xmlns:w16="http://schemas.microsoft.com/office/word/2018/wordml" xmlns:w16sdtdh="http://schemas.microsoft.com/office/word/2020/wordml/sdtdatahash" xmlns:w16se="http://schemas.microsoft.com/office/word/2015/wordml/symex" xmlns:wpg="http://schemas.microsoft.com/office/word/2010/wordprocessingGroup" xmlns:wpi="http://schemas.microsoft.com/office/word/2010/wordprocessingInk" xmlns:wne="http://schemas.microsoft.com/office/word/2006/wordml" xmlns:wps="http://schemas.microsoft.com/office/word/2010/wordprocessingShape" mc:Ignorable="w14 w15 w16se w16cid w16 w16cex w16sdtdh wp14">
+<w:hdr xmlns:wpc="http://schemas.microsoft.com/office/word/2010/wordprocessingCanvas" xmlns:mc="http://schemas.openxmlformats.org/markup-compatibility/2006" xmlns:o="urn:schemas-microsoft-com:office:office" xmlns:r="http://schemas.openxmlformats.org/officeDocument/2006/relationships" xmlns:m="http://schemas.openxmlformats.org/officeDocument/2006/math" xmlns:v="urn:schemas-microsoft-com:vml" xmlns:wp14="http://schemas.microsoft.com/office/word/2010/wordprocessingDrawing" xmlns:wp="http://schemas.openxmlformats.org/drawingml/2006/wordprocessingDrawing" xmlns:w10="urn:schemas-microsoft-com:office:word" xmlns:w="http://schemas.openxmlformats.org/wordprocessingml/2006/main" xmlns:w14="http://schemas.microsoft.com/office/word/2010/wordml" xmlns:w15="http://schemas.microsoft.com/office/word/2012/wordml" xmlns:wpg="http://schemas.microsoft.com/office/word/2010/wordprocessingGroup" xmlns:wpi="http://schemas.microsoft.com/office/word/2010/wordprocessingInk" xmlns:wne="http://schemas.microsoft.com/office/word/2006/wordml" xmlns:wps="http://schemas.microsoft.com/office/word/2010/wordprocessingShape" mc:Ignorable="w14 w15 wp14">
   <w:sdt>
     <w:sdtPr>
       <w:id w:val="-989331825"/>
@@ -7212,7 +7593,7 @@
 </file>
 
 <file path=word/numbering.xml><?xml version="1.0" encoding="utf-8"?>
-<w:numbering xmlns:wpc="http://schemas.microsoft.com/office/word/2010/wordprocessingCanvas" xmlns:cx="http://schemas.microsoft.com/office/drawing/2014/chartex" xmlns:cx1="http://schemas.microsoft.com/office/drawing/2015/9/8/chartex" xmlns:cx2="http://schemas.microsoft.com/office/drawing/2015/10/21/chartex" xmlns:cx3="http://schemas.microsoft.com/office/drawing/2016/5/9/chartex" xmlns:cx4="http://schemas.microsoft.com/office/drawing/2016/5/10/chartex" xmlns:cx5="http://schemas.microsoft.com/office/drawing/2016/5/11/chartex" xmlns:cx6="http://schemas.microsoft.com/office/drawing/2016/5/12/chartex" xmlns:cx7="http://schemas.microsoft.com/office/drawing/2016/5/13/chartex" xmlns:cx8="http://schemas.microsoft.com/office/drawing/2016/5/14/chartex" xmlns:mc="http://schemas.openxmlformats.org/markup-compatibility/2006" xmlns:aink="http://schemas.microsoft.com/office/drawing/2016/ink" xmlns:am3d="http://schemas.microsoft.com/office/drawing/2017/model3d" xmlns:o="urn:schemas-microsoft-com:office:office" xmlns:r="http://schemas.openxmlformats.org/officeDocument/2006/relationships" xmlns:m="http://schemas.openxmlformats.org/officeDocument/2006/math" xmlns:v="urn:schemas-microsoft-com:vml" xmlns:wp14="http://schemas.microsoft.com/office/word/2010/wordprocessingDrawing" xmlns:wp="http://schemas.openxmlformats.org/drawingml/2006/wordprocessingDrawing" xmlns:w10="urn:schemas-microsoft-com:office:word" xmlns:w="http://schemas.openxmlformats.org/wordprocessingml/2006/main" xmlns:w14="http://schemas.microsoft.com/office/word/2010/wordml" xmlns:w15="http://schemas.microsoft.com/office/word/2012/wordml" xmlns:w16cex="http://schemas.microsoft.com/office/word/2018/wordml/cex" xmlns:w16cid="http://schemas.microsoft.com/office/word/2016/wordml/cid" xmlns:w16="http://schemas.microsoft.com/office/word/2018/wordml" xmlns:w16sdtdh="http://schemas.microsoft.com/office/word/2020/wordml/sdtdatahash" xmlns:w16se="http://schemas.microsoft.com/office/word/2015/wordml/symex" xmlns:wpg="http://schemas.microsoft.com/office/word/2010/wordprocessingGroup" xmlns:wpi="http://schemas.microsoft.com/office/word/2010/wordprocessingInk" xmlns:wne="http://schemas.microsoft.com/office/word/2006/wordml" xmlns:wps="http://schemas.microsoft.com/office/word/2010/wordprocessingShape" mc:Ignorable="w14 w15 w16se w16cid w16 w16cex w16sdtdh wp14">
+<w:numbering xmlns:wpc="http://schemas.microsoft.com/office/word/2010/wordprocessingCanvas" xmlns:mc="http://schemas.openxmlformats.org/markup-compatibility/2006" xmlns:o="urn:schemas-microsoft-com:office:office" xmlns:r="http://schemas.openxmlformats.org/officeDocument/2006/relationships" xmlns:m="http://schemas.openxmlformats.org/officeDocument/2006/math" xmlns:v="urn:schemas-microsoft-com:vml" xmlns:wp14="http://schemas.microsoft.com/office/word/2010/wordprocessingDrawing" xmlns:wp="http://schemas.openxmlformats.org/drawingml/2006/wordprocessingDrawing" xmlns:w10="urn:schemas-microsoft-com:office:word" xmlns:w="http://schemas.openxmlformats.org/wordprocessingml/2006/main" xmlns:w14="http://schemas.microsoft.com/office/word/2010/wordml" xmlns:w15="http://schemas.microsoft.com/office/word/2012/wordml" xmlns:wpg="http://schemas.microsoft.com/office/word/2010/wordprocessingGroup" xmlns:wpi="http://schemas.microsoft.com/office/word/2010/wordprocessingInk" xmlns:wne="http://schemas.microsoft.com/office/word/2006/wordml" xmlns:wps="http://schemas.microsoft.com/office/word/2010/wordprocessingShape" mc:Ignorable="w14 w15 wp14">
   <w:abstractNum w:abstractNumId="0" w15:restartNumberingAfterBreak="0">
     <w:nsid w:val="57D1340F"/>
     <w:multiLevelType w:val="hybridMultilevel"/>
@@ -7309,7 +7690,7 @@
 </file>
 
 <file path=word/styles.xml><?xml version="1.0" encoding="utf-8"?>
-<w:styles xmlns:mc="http://schemas.openxmlformats.org/markup-compatibility/2006" xmlns:r="http://schemas.openxmlformats.org/officeDocument/2006/relationships" xmlns:w="http://schemas.openxmlformats.org/wordprocessingml/2006/main" xmlns:w14="http://schemas.microsoft.com/office/word/2010/wordml" xmlns:w15="http://schemas.microsoft.com/office/word/2012/wordml" xmlns:w16cex="http://schemas.microsoft.com/office/word/2018/wordml/cex" xmlns:w16cid="http://schemas.microsoft.com/office/word/2016/wordml/cid" xmlns:w16="http://schemas.microsoft.com/office/word/2018/wordml" xmlns:w16sdtdh="http://schemas.microsoft.com/office/word/2020/wordml/sdtdatahash" xmlns:w16se="http://schemas.microsoft.com/office/word/2015/wordml/symex" mc:Ignorable="w14 w15 w16se w16cid w16 w16cex w16sdtdh">
+<w:styles xmlns:mc="http://schemas.openxmlformats.org/markup-compatibility/2006" xmlns:r="http://schemas.openxmlformats.org/officeDocument/2006/relationships" xmlns:w="http://schemas.openxmlformats.org/wordprocessingml/2006/main" xmlns:w14="http://schemas.microsoft.com/office/word/2010/wordml" xmlns:w15="http://schemas.microsoft.com/office/word/2012/wordml" mc:Ignorable="w14 w15">
   <w:docDefaults>
     <w:rPrDefault>
       <w:rPr>
@@ -7323,7 +7704,7 @@
       </w:pPr>
     </w:pPrDefault>
   </w:docDefaults>
-  <w:latentStyles w:defLockedState="0" w:defUIPriority="99" w:defSemiHidden="0" w:defUnhideWhenUsed="0" w:defQFormat="0" w:count="376">
+  <w:latentStyles w:defLockedState="0" w:defUIPriority="99" w:defSemiHidden="0" w:defUnhideWhenUsed="0" w:defQFormat="0" w:count="371">
     <w:lsdException w:name="Normal" w:uiPriority="0" w:qFormat="1"/>
     <w:lsdException w:name="heading 1" w:uiPriority="9" w:qFormat="1"/>
     <w:lsdException w:name="heading 2" w:uiPriority="9" w:qFormat="1"/>
@@ -7429,6 +7810,7 @@
     <w:lsdException w:name="HTML Sample" w:semiHidden="1" w:unhideWhenUsed="1"/>
     <w:lsdException w:name="HTML Typewriter" w:semiHidden="1" w:unhideWhenUsed="1"/>
     <w:lsdException w:name="HTML Variable" w:semiHidden="1" w:unhideWhenUsed="1"/>
+    <w:lsdException w:name="Normal Table" w:semiHidden="1" w:unhideWhenUsed="1"/>
     <w:lsdException w:name="annotation subject" w:semiHidden="1" w:unhideWhenUsed="1"/>
     <w:lsdException w:name="No List" w:semiHidden="1" w:unhideWhenUsed="1"/>
     <w:lsdException w:name="Outline List 1" w:semiHidden="1" w:unhideWhenUsed="1"/>
@@ -7471,8 +7853,11 @@
     <w:lsdException w:name="Table Contemporary" w:semiHidden="1" w:unhideWhenUsed="1"/>
     <w:lsdException w:name="Table Elegant" w:semiHidden="1" w:unhideWhenUsed="1"/>
     <w:lsdException w:name="Table Professional" w:semiHidden="1" w:unhideWhenUsed="1"/>
+    <w:lsdException w:name="Table Subtle 1" w:semiHidden="1" w:unhideWhenUsed="1"/>
     <w:lsdException w:name="Table Subtle 2" w:semiHidden="1" w:unhideWhenUsed="1"/>
     <w:lsdException w:name="Table Web 1" w:semiHidden="1" w:unhideWhenUsed="1"/>
+    <w:lsdException w:name="Table Web 2" w:semiHidden="1" w:unhideWhenUsed="1"/>
+    <w:lsdException w:name="Table Web 3" w:semiHidden="1" w:unhideWhenUsed="1"/>
     <w:lsdException w:name="Balloon Text" w:semiHidden="1" w:unhideWhenUsed="1"/>
     <w:lsdException w:name="Table Grid" w:uiPriority="39"/>
     <w:lsdException w:name="Table Theme" w:semiHidden="1" w:unhideWhenUsed="1"/>
@@ -7691,11 +8076,6 @@
     <w:lsdException w:name="List Table 5 Dark Accent 6" w:uiPriority="50"/>
     <w:lsdException w:name="List Table 6 Colorful Accent 6" w:uiPriority="51"/>
     <w:lsdException w:name="List Table 7 Colorful Accent 6" w:uiPriority="52"/>
-    <w:lsdException w:name="Mention" w:semiHidden="1" w:unhideWhenUsed="1"/>
-    <w:lsdException w:name="Smart Hyperlink" w:semiHidden="1" w:unhideWhenUsed="1"/>
-    <w:lsdException w:name="Hashtag" w:semiHidden="1" w:unhideWhenUsed="1"/>
-    <w:lsdException w:name="Unresolved Mention" w:semiHidden="1" w:unhideWhenUsed="1"/>
-    <w:lsdException w:name="Smart Link" w:semiHidden="1" w:unhideWhenUsed="1"/>
   </w:latentStyles>
   <w:style w:type="paragraph" w:default="1" w:styleId="a">
     <w:name w:val="Normal"/>
